--- a/paper/Intent_Bound_Memory_Capsules_Submission_Draft_v2.docx
+++ b/paper/Intent_Bound_Memory_Capsules_Submission_Draft_v2.docx
@@ -10759,7 +10759,7 @@
                 <w:color w:val="111827"/>
                 <w:sz w:val="17"/>
               </w:rPr>
-              <w:t># Expected current result: Ran 136 tests, OK</w:t>
+              <w:t># Expected current result: Ran 142 tests, OK</w:t>
             </w:r>
             <w:r>
               <w:br/>
